--- a/REVISI_HAL06_MAYSARAH_1_3.docx
+++ b/REVISI_HAL06_MAYSARAH_1_3.docx
@@ -468,33 +468,33 @@
       </w:r>
     </w:p>
     <w:p>
+      <w:pPr/>
       <w:r>
         <w:rPr>
           <w:i/>
           <w:color w:val="1A237E"/>
-          <w:sz w:val="18"/>
         </w:rPr>
-        <w:t>Ṭarīqatu al-Muyassarati fī Jalbi al-Arzāqi</w:t>
+        <w:t>Tharīqatu al-Muyassarati fī Jalbi al-Arzāqi</w:t>
       </w:r>
     </w:p>
     <w:p>
+      <w:pPr/>
       <w:r>
         <w:rPr>
           <w:i/>
           <w:color w:val="1A237E"/>
-          <w:sz w:val="18"/>
         </w:rPr>
         <w:t>Ikhwatī fī Allāhi</w:t>
       </w:r>
     </w:p>
     <w:p>
+      <w:pPr/>
       <w:r>
         <w:rPr>
           <w:i/>
           <w:color w:val="1A237E"/>
-          <w:sz w:val="18"/>
         </w:rPr>
-        <w:t>Aḍaʿu bayna aydīkum hādhihi ad-durrata an-nāfiʿata fī jalbi al-arzāqi wa rawāji at-tijārati wa hiya Ṭarīqatu al-Muyassarati wa irta'aytu an aḍaʿahā lakum limā fīhā mina al-khayri wa al-barakati wa kadhālika li-iḥtiwā'ihā ʿalā qawāʿida ḥarfiyyatin tusāʿidukum ʿalā mā naḥnu bi-ṣadadihi bi-idhni Allāhi wa naḍaʿu fī dhālika mithālan bi-ismi Murādin wa ummihi Maryama</w:t>
+        <w:t>Adhaʿu bayna aydīkum hādzihi ad-durrata an-nāfiʿata fī jalbi al-arzāqi wa rawāji at-tijāratī wa hiya Tharīqatu al-Muyassarati wa irta'aytu an adhaʿahā lakum limā fīhā mina al-khayri wa al-barakati wa kadzālika li-iḥtiwā'ihā ʿalā qawāʿida ḥarfiyyatin tusāʿidukum ʿalā mā naḥnu bi-shadadihi bi-idzni Allāhi wa nadhaʿu fī dzālika mitsālan bi-ismi Murādin wa ummihi Maryama</w:t>
       </w:r>
     </w:p>
     <w:p>
@@ -504,10 +504,9 @@
       <w:r>
         <w:rPr>
           <w:i/>
-          <w:color w:val="B00020"/>
-          <w:sz w:val="16"/>
+          <w:color w:val="1A237E"/>
         </w:rPr>
-        <w:t>[Rajah Huruf — tidak diterjemahkan]</w:t>
+        <w:t>م ر ا د م ر ي م = 535 نَلْفِظُ الْعَدَدَ حَرْفِيًّا</w:t>
       </w:r>
     </w:p>
     <w:p>
@@ -517,20 +516,19 @@
       <w:r>
         <w:rPr>
           <w:i/>
-          <w:color w:val="B00020"/>
-          <w:sz w:val="16"/>
+          <w:color w:val="1A237E"/>
         </w:rPr>
-        <w:t>[Rajah Huruf — tidak diterjemahkan]</w:t>
+        <w:t>535 : خ م س و ث ل ا ث و ن و خ م س م ا ئ ه</w:t>
       </w:r>
     </w:p>
     <w:p>
+      <w:pPr/>
       <w:r>
         <w:rPr>
           <w:i/>
           <w:color w:val="1A237E"/>
-          <w:sz w:val="18"/>
         </w:rPr>
-        <w:t>Thumma nuzīlu at-takrāra mina al-ḥurūfi hākadhā</w:t>
+        <w:t>Tsumma nuzīlu at-takrāra mina al-ḥurūfi hākadzā</w:t>
       </w:r>
     </w:p>
     <w:p>
@@ -540,20 +538,19 @@
       <w:r>
         <w:rPr>
           <w:i/>
-          <w:color w:val="B00020"/>
-          <w:sz w:val="16"/>
+          <w:color w:val="1A237E"/>
         </w:rPr>
-        <w:t>[Rajah Huruf — tidak diterjemahkan]</w:t>
+        <w:t>خ م س و ث ل ن ا هـ = 9 أَحْرُفٍ</w:t>
       </w:r>
     </w:p>
     <w:p>
+      <w:pPr/>
       <w:r>
         <w:rPr>
           <w:i/>
           <w:color w:val="1A237E"/>
-          <w:sz w:val="18"/>
         </w:rPr>
-        <w:t>Wa kadhālika nafʿalu bi-ismi aṭ-ṭālibi nuzīlu minhu al-mukarrara wa ḥurūfa al-maddi hākadhā</w:t>
+        <w:t>Wa kadzālika nafʿalu bi-ismi ath-thālibi nuzīlu minhu al-mukarrara wa ḥurūfa al-maddi hākadzā</w:t>
       </w:r>
     </w:p>
     <w:p>
@@ -563,40 +560,39 @@
       <w:r>
         <w:rPr>
           <w:i/>
-          <w:color w:val="B00020"/>
-          <w:sz w:val="16"/>
+          <w:color w:val="1A237E"/>
         </w:rPr>
-        <w:t>[Rajah Huruf — tidak diterjemahkan]</w:t>
+        <w:t>م ر ا د م ر ي م ، تَصِيرُ كَالتَّالِي: م ر د ي = 4 حُرُوفٍ</w:t>
       </w:r>
     </w:p>
     <w:p>
+      <w:pPr/>
       <w:r>
         <w:rPr>
           <w:i/>
           <w:color w:val="1A237E"/>
-          <w:sz w:val="18"/>
         </w:rPr>
-        <w:t>Thumma naṭraḥu al-aqalla mina al-akthari</w:t>
+        <w:t>Tsumma nathraḥu al-aqalla mina al-aktsari</w:t>
       </w:r>
     </w:p>
     <w:p>
+      <w:pPr/>
       <w:r>
         <w:rPr>
           <w:i/>
           <w:color w:val="1A237E"/>
-          <w:sz w:val="18"/>
         </w:rPr>
-        <w:t>9 - 4 = 5 fa-thabata al-ʿamalu fī wafqin mukhammasi wa ʿadadu buyūtihi 25 baytan</w:t>
+        <w:t>9 - 4 = 5 fa-tsabata al-ʿamalu fī wafqin mukhammasi wa ʿadadu buyūtihi 25 baytan</w:t>
       </w:r>
     </w:p>
     <w:p>
+      <w:pPr/>
       <w:r>
         <w:rPr>
           <w:i/>
           <w:color w:val="1A237E"/>
-          <w:sz w:val="18"/>
         </w:rPr>
-        <w:t>Thumma baʿda dhālika nuqārinu ḥurūfa lafẓi al-ʿadadi maʿa ḥurūfi aṭ-ṭālibi wa nuzīlu al-mukarrara minhumā</w:t>
+        <w:t>Tsumma baʿda dzālika nuqārinu ḥurūfa lafzhi al-ʿadadi maʿa ḥurūfi ath-thālibi wa nuzīlu al-mukarrara minhumā</w:t>
       </w:r>
     </w:p>
     <w:p>
@@ -606,10 +602,9 @@
       <w:r>
         <w:rPr>
           <w:i/>
-          <w:color w:val="B00020"/>
-          <w:sz w:val="16"/>
+          <w:color w:val="1A237E"/>
         </w:rPr>
-        <w:t>[Rajah Huruf — tidak diterjemahkan]</w:t>
+        <w:t>خ م س و ث ل ن ا هـ م ر د ي ، فَتَصِيرُ الْحُرُوفُ هَكَذَا:</w:t>
       </w:r>
     </w:p>
     <w:p>
@@ -619,20 +614,19 @@
       <w:r>
         <w:rPr>
           <w:i/>
-          <w:color w:val="B00020"/>
-          <w:sz w:val="16"/>
+          <w:color w:val="1A237E"/>
         </w:rPr>
-        <w:t>[Rajah Huruf — tidak diterjemahkan]</w:t>
+        <w:t>خ م س و ث ل ن ا هـ م ر د ي = 12 حَرْفًا نَطْرَحُهَا مِنْ عَدَدِ بُيُوتِ الْمُخَمَّسِ، 25 - 12 = 13</w:t>
       </w:r>
     </w:p>
     <w:p>
+      <w:pPr/>
       <w:r>
         <w:rPr>
           <w:i/>
           <w:color w:val="1A237E"/>
-          <w:sz w:val="18"/>
         </w:rPr>
-        <w:t>Wa hādhā huwa al-ussu al-ḥarfiyyu al-muʿaddalu fa-na'khudhu mina al-ḥurūfi mā kāna ʿadaduhu aqalla min 13 tūḍaʿu fī al-wafqi wa mā kāna akthara min 13 fa-hiya li-ar-rūḥāniyyi wa al-ḥurūfu al-mustakhrajatu hiya ka-at-tālī</w:t>
+        <w:t>Wa hādzā huwa al-ussu al-ḥarfiyyu al-muʿaddalu fa-na'khudzu mina al-ḥurūfi mā kāna ʿadaduhu aqalla min 13 tūdhaʿu fī al-wafqi wa mā kāna aktsara min 13 fa-hiya li-ar-rūḥāniyyi wa al-ḥurūfu al-mustakhrajatu hiya ka-at-tālī</w:t>
       </w:r>
     </w:p>
     <w:p>
@@ -642,10 +636,9 @@
       <w:r>
         <w:rPr>
           <w:i/>
-          <w:color w:val="B00020"/>
-          <w:sz w:val="16"/>
+          <w:color w:val="1A237E"/>
         </w:rPr>
-        <w:t>[Rajah Huruf — tidak diterjemahkan]</w:t>
+        <w:t>أَقَلُّ مِنْ 13: و ا هـ د ي</w:t>
       </w:r>
     </w:p>
     <w:p>
@@ -655,10 +648,9 @@
       <w:r>
         <w:rPr>
           <w:i/>
-          <w:color w:val="B00020"/>
-          <w:sz w:val="16"/>
+          <w:color w:val="1A237E"/>
         </w:rPr>
-        <w:t>[Rajah Huruf — tidak diterjemahkan]</w:t>
+        <w:t>أَكْثَرُ مِنْ 13: خ م س ث ل ن ر</w:t>
       </w:r>
     </w:p>
     <w:p>
@@ -668,10 +660,9 @@
       <w:r>
         <w:rPr>
           <w:i/>
-          <w:color w:val="B00020"/>
-          <w:sz w:val="16"/>
+          <w:color w:val="1A237E"/>
         </w:rPr>
-        <w:t>[Rajah Huruf — tidak diterjemahkan]</w:t>
+        <w:t>وَجَبَ عَلَيْنَا تَعْدِيلُ حَرْفَيْنِ ظُلْمَانِيَّيْنِ مِنَ الرُّوحَانِيِّ [خ ث] لَكِنَّ التَّعْدِيلَ يَكُونُ بِالْمِيزَانِ الْأَيْقَغِيِّ بِدُونِ نِسَبٍ تَفَاضُلِيَّةٍ، وَعَلَيْهِ نَسْتَبْدِلُ حَرْفَ [خ بِحَرْفِ س] وَ [ث بِحَرْفِ ن] فَتَصِيرُ الْحُرُوفُ كَالتَّالِي: [س م س ن ل ن ر] ثُمَّ نَكْسِرُهَا 3 مَرَّاتٍ هَكَذَا:</w:t>
       </w:r>
     </w:p>
     <w:p>
@@ -681,10 +672,9 @@
       <w:r>
         <w:rPr>
           <w:i/>
-          <w:color w:val="B00020"/>
-          <w:sz w:val="16"/>
+          <w:color w:val="1A237E"/>
         </w:rPr>
-        <w:t>[Rajah Huruf — tidak diterjemahkan]</w:t>
+        <w:t>س م س ن ل ن ر</w:t>
       </w:r>
     </w:p>
     <w:p>
@@ -694,10 +684,9 @@
       <w:r>
         <w:rPr>
           <w:i/>
-          <w:color w:val="B00020"/>
-          <w:sz w:val="16"/>
+          <w:color w:val="1A237E"/>
         </w:rPr>
-        <w:t>[Rajah Huruf — tidak diterjemahkan]</w:t>
+        <w:t>ر س ن م ل س ن</w:t>
       </w:r>
     </w:p>
     <w:p>
@@ -707,10 +696,9 @@
       <w:r>
         <w:rPr>
           <w:i/>
-          <w:color w:val="B00020"/>
-          <w:sz w:val="16"/>
+          <w:color w:val="1A237E"/>
         </w:rPr>
-        <w:t>[Rajah Huruf — tidak diterjemahkan]</w:t>
+        <w:t>ن ر س س ل ن م</w:t>
       </w:r>
     </w:p>
     <w:p>
